--- a/Templates/Template.docx
+++ b/Templates/Template.docx
@@ -47,12 +47,20 @@
         <w:jc w:val="left"/>
       </w:pPr>
       <w:r>
+        <w:t xml:space="preserve">{APPENDIX_LIST}</w:t>
+      </w:r>
+    </w:p>
+    <w:p>
+      <w:pPr>
+        <w:jc w:val="left"/>
+      </w:pPr>
+      <w:r>
         <w:t xml:space="preserve">С уважением, {SENDER_NAME}</w:t>
       </w:r>
     </w:p>
     <w:sectPr>
-      <w:headerReference xmlns:r="http://schemas.openxmlformats.org/officeDocument/2006/relationships" w:type="default" r:id="R11a2ed5435294b96"/>
-      <w:footerReference xmlns:r="http://schemas.openxmlformats.org/officeDocument/2006/relationships" w:type="default" r:id="R160445dd97f8429d"/>
+      <w:headerReference xmlns:r="http://schemas.openxmlformats.org/officeDocument/2006/relationships" w:type="default" r:id="R2b47026f09104c05"/>
+      <w:footerReference xmlns:r="http://schemas.openxmlformats.org/officeDocument/2006/relationships" w:type="default" r:id="R8ce3bb3a40f24074"/>
       <w:pgMar w:top="1440" w:right="1440" w:bottom="1440" w:left="1440" w:header="720" w:footer="720"/>
     </w:sectPr>
   </w:body>
